--- a/week05/Mindfulness/Mindfullness Design.docx
+++ b/week05/Mindfulness/Mindfullness Design.docx
@@ -13,7 +13,6 @@
           <w:szCs w:val="28"/>
         </w:rPr>
       </w:pPr>
-      <w:proofErr w:type="spellStart"/>
       <w:r>
         <w:rPr>
           <w:rFonts w:ascii="Aptos Narrow" w:hAnsi="Aptos Narrow"/>
@@ -22,9 +21,9 @@
           <w:sz w:val="28"/>
           <w:szCs w:val="28"/>
         </w:rPr>
-        <w:t>Mindfullness</w:t>
-      </w:r>
-      <w:proofErr w:type="spellEnd"/>
+        <w:t xml:space="preserve"> </w:t>
+      </w:r>
+      <w:proofErr w:type="spellStart"/>
       <w:r>
         <w:rPr>
           <w:rFonts w:ascii="Aptos Narrow" w:hAnsi="Aptos Narrow"/>
@@ -33,12 +32,10 @@
           <w:sz w:val="28"/>
           <w:szCs w:val="28"/>
         </w:rPr>
-        <w:t xml:space="preserve"> Design</w:t>
-      </w:r>
-    </w:p>
-    <w:p>
-      <w:pPr>
-        <w:jc w:val="center"/>
+        <w:t>Mindfullness</w:t>
+      </w:r>
+      <w:proofErr w:type="spellEnd"/>
+      <w:r>
         <w:rPr>
           <w:rFonts w:ascii="Aptos Narrow" w:hAnsi="Aptos Narrow"/>
           <w:b/>
@@ -46,49 +43,38 @@
           <w:sz w:val="28"/>
           <w:szCs w:val="28"/>
         </w:rPr>
-      </w:pPr>
-    </w:p>
-    <w:p>
-      <w:pPr>
-        <w:ind w:left="360"/>
+        <w:t xml:space="preserve"> Design</w:t>
+      </w:r>
+    </w:p>
+    <w:p>
+      <w:pPr>
+        <w:jc w:val="center"/>
         <w:rPr>
           <w:rFonts w:ascii="Aptos Narrow" w:hAnsi="Aptos Narrow"/>
           <w:b/>
           <w:bCs/>
-          <w:lang w:val="pt-BR"/>
-        </w:rPr>
-      </w:pPr>
-      <w:proofErr w:type="spellStart"/>
-      <w:r>
+          <w:sz w:val="28"/>
+          <w:szCs w:val="28"/>
+        </w:rPr>
+      </w:pPr>
+    </w:p>
+    <w:p>
+      <w:pPr>
+        <w:ind w:left="360"/>
         <w:rPr>
           <w:rFonts w:ascii="Aptos Narrow" w:hAnsi="Aptos Narrow"/>
           <w:b/>
           <w:bCs/>
-          <w:lang w:val="pt-BR"/>
-        </w:rPr>
-        <w:t>Program</w:t>
-      </w:r>
-      <w:proofErr w:type="spellEnd"/>
+        </w:rPr>
+      </w:pPr>
       <w:r>
         <w:rPr>
           <w:rFonts w:ascii="Aptos Narrow" w:hAnsi="Aptos Narrow"/>
           <w:b/>
           <w:bCs/>
-          <w:lang w:val="pt-BR"/>
-        </w:rPr>
-        <w:t xml:space="preserve"> Flow </w:t>
-      </w:r>
-      <w:proofErr w:type="spellStart"/>
-      <w:r>
-        <w:rPr>
-          <w:rFonts w:ascii="Aptos Narrow" w:hAnsi="Aptos Narrow"/>
-          <w:b/>
-          <w:bCs/>
-          <w:lang w:val="pt-BR"/>
-        </w:rPr>
-        <w:t>Description</w:t>
-      </w:r>
-      <w:proofErr w:type="spellEnd"/>
+        </w:rPr>
+        <w:t>Program Flow Description</w:t>
+      </w:r>
     </w:p>
     <w:p>
       <w:pPr>
@@ -610,6 +596,7 @@
         <w:t>+</w:t>
       </w:r>
       <w:proofErr w:type="spellStart"/>
+      <w:proofErr w:type="gramStart"/>
       <w:r>
         <w:rPr>
           <w:rFonts w:ascii="Aptos Narrow" w:hAnsi="Aptos Narrow"/>
@@ -621,7 +608,14 @@
         <w:rPr>
           <w:rFonts w:ascii="Aptos Narrow" w:hAnsi="Aptos Narrow"/>
         </w:rPr>
-        <w:t>()</w:t>
+        <w:t>(</w:t>
+      </w:r>
+      <w:proofErr w:type="gramEnd"/>
+      <w:r>
+        <w:rPr>
+          <w:rFonts w:ascii="Aptos Narrow" w:hAnsi="Aptos Narrow"/>
+        </w:rPr>
+        <w:t>)</w:t>
       </w:r>
     </w:p>
     <w:p>
@@ -642,6 +636,7 @@
         <w:t>+</w:t>
       </w:r>
       <w:proofErr w:type="spellStart"/>
+      <w:proofErr w:type="gramStart"/>
       <w:r>
         <w:rPr>
           <w:rFonts w:ascii="Aptos Narrow" w:hAnsi="Aptos Narrow"/>
@@ -653,7 +648,14 @@
         <w:rPr>
           <w:rFonts w:ascii="Aptos Narrow" w:hAnsi="Aptos Narrow"/>
         </w:rPr>
-        <w:t>()</w:t>
+        <w:t>(</w:t>
+      </w:r>
+      <w:proofErr w:type="gramEnd"/>
+      <w:r>
+        <w:rPr>
+          <w:rFonts w:ascii="Aptos Narrow" w:hAnsi="Aptos Narrow"/>
+        </w:rPr>
+        <w:t>)</w:t>
       </w:r>
     </w:p>
     <w:p>
@@ -680,6 +682,7 @@
         <w:t xml:space="preserve">rivate </w:t>
       </w:r>
       <w:proofErr w:type="spellStart"/>
+      <w:proofErr w:type="gramStart"/>
       <w:r>
         <w:rPr>
           <w:rFonts w:ascii="Aptos Narrow" w:hAnsi="Aptos Narrow"/>
@@ -691,7 +694,14 @@
         <w:rPr>
           <w:rFonts w:ascii="Aptos Narrow" w:hAnsi="Aptos Narrow"/>
         </w:rPr>
-        <w:t>(int seconds)</w:t>
+        <w:t>(</w:t>
+      </w:r>
+      <w:proofErr w:type="gramEnd"/>
+      <w:r>
+        <w:rPr>
+          <w:rFonts w:ascii="Aptos Narrow" w:hAnsi="Aptos Narrow"/>
+        </w:rPr>
+        <w:t>int seconds)</w:t>
       </w:r>
     </w:p>
     <w:p>
@@ -712,6 +722,7 @@
         <w:t xml:space="preserve">private </w:t>
       </w:r>
       <w:proofErr w:type="spellStart"/>
+      <w:proofErr w:type="gramStart"/>
       <w:r>
         <w:rPr>
           <w:rFonts w:ascii="Aptos Narrow" w:hAnsi="Aptos Narrow"/>
@@ -723,7 +734,14 @@
         <w:rPr>
           <w:rFonts w:ascii="Aptos Narrow" w:hAnsi="Aptos Narrow"/>
         </w:rPr>
-        <w:t>(int seconds)</w:t>
+        <w:t>(</w:t>
+      </w:r>
+      <w:proofErr w:type="gramEnd"/>
+      <w:r>
+        <w:rPr>
+          <w:rFonts w:ascii="Aptos Narrow" w:hAnsi="Aptos Narrow"/>
+        </w:rPr>
+        <w:t>int seconds)</w:t>
       </w:r>
     </w:p>
     <w:p>
@@ -825,6 +843,7 @@
         </w:rPr>
         <w:t>+</w:t>
       </w:r>
+      <w:proofErr w:type="gramStart"/>
       <w:r>
         <w:rPr>
           <w:rFonts w:ascii="Aptos Narrow" w:hAnsi="Aptos Narrow"/>
@@ -835,7 +854,14 @@
         <w:rPr>
           <w:rFonts w:ascii="Aptos Narrow" w:hAnsi="Aptos Narrow"/>
         </w:rPr>
-        <w:t>un()</w:t>
+        <w:t>un(</w:t>
+      </w:r>
+      <w:proofErr w:type="gramEnd"/>
+      <w:r>
+        <w:rPr>
+          <w:rFonts w:ascii="Aptos Narrow" w:hAnsi="Aptos Narrow"/>
+        </w:rPr>
+        <w:t>)</w:t>
       </w:r>
     </w:p>
     <w:p>
@@ -1025,7 +1051,21 @@
         <w:rPr>
           <w:rFonts w:ascii="Aptos Narrow" w:hAnsi="Aptos Narrow"/>
         </w:rPr>
-        <w:t>+Run()</w:t>
+        <w:t>+</w:t>
+      </w:r>
+      <w:proofErr w:type="gramStart"/>
+      <w:r>
+        <w:rPr>
+          <w:rFonts w:ascii="Aptos Narrow" w:hAnsi="Aptos Narrow"/>
+        </w:rPr>
+        <w:t>Run(</w:t>
+      </w:r>
+      <w:proofErr w:type="gramEnd"/>
+      <w:r>
+        <w:rPr>
+          <w:rFonts w:ascii="Aptos Narrow" w:hAnsi="Aptos Narrow"/>
+        </w:rPr>
+        <w:t>)</w:t>
       </w:r>
     </w:p>
     <w:p>
@@ -1048,6 +1088,7 @@
         <w:t xml:space="preserve">Private </w:t>
       </w:r>
       <w:proofErr w:type="spellStart"/>
+      <w:proofErr w:type="gramStart"/>
       <w:r>
         <w:rPr>
           <w:rFonts w:ascii="Aptos Narrow" w:hAnsi="Aptos Narrow"/>
@@ -1059,7 +1100,14 @@
         <w:rPr>
           <w:rFonts w:ascii="Aptos Narrow" w:hAnsi="Aptos Narrow"/>
         </w:rPr>
-        <w:t>()</w:t>
+        <w:t>(</w:t>
+      </w:r>
+      <w:proofErr w:type="gramEnd"/>
+      <w:r>
+        <w:rPr>
+          <w:rFonts w:ascii="Aptos Narrow" w:hAnsi="Aptos Narrow"/>
+        </w:rPr>
+        <w:t>)</w:t>
       </w:r>
     </w:p>
     <w:p>
@@ -1082,6 +1130,7 @@
         <w:t xml:space="preserve">Private </w:t>
       </w:r>
       <w:proofErr w:type="spellStart"/>
+      <w:proofErr w:type="gramStart"/>
       <w:r>
         <w:rPr>
           <w:rFonts w:ascii="Aptos Narrow" w:hAnsi="Aptos Narrow"/>
@@ -1093,7 +1142,14 @@
         <w:rPr>
           <w:rFonts w:ascii="Aptos Narrow" w:hAnsi="Aptos Narrow"/>
         </w:rPr>
-        <w:t>()</w:t>
+        <w:t>(</w:t>
+      </w:r>
+      <w:proofErr w:type="gramEnd"/>
+      <w:r>
+        <w:rPr>
+          <w:rFonts w:ascii="Aptos Narrow" w:hAnsi="Aptos Narrow"/>
+        </w:rPr>
+        <w:t>)</w:t>
       </w:r>
     </w:p>
     <w:p>
@@ -1255,7 +1311,21 @@
         <w:rPr>
           <w:rFonts w:ascii="Aptos Narrow" w:hAnsi="Aptos Narrow"/>
         </w:rPr>
-        <w:t>+Run()</w:t>
+        <w:t>+</w:t>
+      </w:r>
+      <w:proofErr w:type="gramStart"/>
+      <w:r>
+        <w:rPr>
+          <w:rFonts w:ascii="Aptos Narrow" w:hAnsi="Aptos Narrow"/>
+        </w:rPr>
+        <w:t>Run(</w:t>
+      </w:r>
+      <w:proofErr w:type="gramEnd"/>
+      <w:r>
+        <w:rPr>
+          <w:rFonts w:ascii="Aptos Narrow" w:hAnsi="Aptos Narrow"/>
+        </w:rPr>
+        <w:t>)</w:t>
       </w:r>
     </w:p>
     <w:p>
@@ -3373,6 +3443,7 @@
   <w:style w:type="character" w:default="1" w:styleId="Fontepargpadro">
     <w:name w:val="Default Paragraph Font"/>
     <w:uiPriority w:val="1"/>
+    <w:semiHidden/>
     <w:unhideWhenUsed/>
   </w:style>
   <w:style w:type="table" w:default="1" w:styleId="Tabelanormal">
